--- a/Homework/hw1/424_ab.docx
+++ b/Homework/hw1/424_ab.docx
@@ -3963,7 +3963,7 @@
         <w:t>.</w:t>
       </w:r>
       <w:r>
-        <w:t xml:space="preserve">  It counts how many squares away the tiles are from the goal.  Each move shifts 1 tile by 1 unit, so at least that many moves are needed to get tot the goal.  We know that each move costs at least 1.  Thus, the cost of a solution must be at least the number of moves needed, therefore at least the Manhattan distance.  </w:t>
+        <w:t xml:space="preserve">  It counts how many squares away the tiles are from the goal.  Each move shifts 1 tile by 1 unit, so at least that many moves are needed to get to the goal.  We know that each move costs at least 1.  Thus, the cost of a solution must be at least the number of moves needed, therefore at least the Manhattan distance.  </w:t>
       </w:r>
       <w:r>
         <w:t>So,</w:t>
@@ -4238,13 +4238,7 @@
     </w:p>
     <w:p>
       <w:r>
-        <w:t>Let h(n) = 0 for all nodes. This is admissible because the actual remaining costs are all at least 0. Assume A* does not reopen closed states. It reaches B first with cost 2 and closes it. After expanding C, it finds a cheaper way to B with cost -2, but ignores it because B is already closed. It then returns the path</w:t>
-      </w:r>
-      <w:r>
-        <w:t xml:space="preserve"> </w:t>
-      </w:r>
-      <w:r>
-        <w:t>through B, which costs 12. The path through C costs 8, so A* is not optimal.</w:t>
+        <w:t>Let h(n) = 0 for all nodes. This is admissible because the actual remaining costs are all at least 0. Assume A* does not reopen closed states. It reaches B first with cost 2 and closes it. After expanding C, it finds a cheaper way to B with cost -2, but ignores it because B is already closed. It then returns the path through B, which costs 12. The path through C costs 8, so A* is not optimal.</w:t>
       </w:r>
     </w:p>
     <w:p/>
@@ -4364,19 +4358,7 @@
     <w:p>
       <w:r>
         <w:lastRenderedPageBreak/>
-        <w:t xml:space="preserve">| Function | Beam width | Mean iters. | SD </w:t>
-      </w:r>
-      <w:r>
-        <w:t>iters. |</w:t>
-      </w:r>
-      <w:r>
-        <w:t xml:space="preserve"> Mean </w:t>
-      </w:r>
-      <w:r>
-        <w:t>value |</w:t>
-      </w:r>
-      <w:r>
-        <w:t xml:space="preserve"> SD value |</w:t>
+        <w:t>| Function | Beam width | Mean iters. | SD iters. | Mean value | SD value |</w:t>
       </w:r>
     </w:p>
     <w:p>
@@ -4468,13 +4450,7 @@
     <w:p/>
     <w:p>
       <w:r>
-        <w:t>Increasing the beam width generally improved the final values and it reduced the number of iterations.  When we compare it with hill climbing at step size 0.1, beam search with widths 4, 8 and 16 got a higher mean final value for both functions.  Wider beams also had a lower variation in their final values.  Th</w:t>
-      </w:r>
-      <w:r>
-        <w:t>is</w:t>
-      </w:r>
-      <w:r>
-        <w:t xml:space="preserve"> is especially the case for f2.  With width 2, it only gave a small improvement over hill climbing.</w:t>
+        <w:t>Increasing the beam width generally improved the final values and it reduced the number of iterations.  When we compare it with hill climbing at step size 0.1, beam search with widths 4, 8 and 16 got a higher mean final value for both functions.  Wider beams also had a lower variation in their final values.  This is especially the case for f2.  With width 2, it only gave a small improvement over hill climbing.</w:t>
       </w:r>
     </w:p>
     <w:p/>
@@ -5187,6 +5163,7 @@
   <w:style w:type="character" w:default="1" w:styleId="DefaultParagraphFont">
     <w:name w:val="Default Paragraph Font"/>
     <w:uiPriority w:val="1"/>
+    <w:semiHidden/>
     <w:unhideWhenUsed/>
   </w:style>
   <w:style w:type="table" w:default="1" w:styleId="TableNormal">
